--- a/2025-1 Trabajo_de_Campo___S10.docx
+++ b/2025-1 Trabajo_de_Campo___S10.docx
@@ -819,18 +819,8 @@
           <w:sz w:val="32"/>
           <w:szCs w:val="32"/>
         </w:rPr>
-        <w:t xml:space="preserve">Espinoza </w:t>
+        <w:t>Espinoza Edquen</w:t>
       </w:r>
-      <w:proofErr w:type="spellStart"/>
-      <w:r>
-        <w:rPr>
-          <w:rFonts w:ascii="Arial" w:eastAsia="Arial" w:hAnsi="Arial" w:cs="Arial"/>
-          <w:sz w:val="32"/>
-          <w:szCs w:val="32"/>
-        </w:rPr>
-        <w:t>Edquen</w:t>
-      </w:r>
-      <w:proofErr w:type="spellEnd"/>
       <w:r>
         <w:rPr>
           <w:rFonts w:ascii="Arial" w:eastAsia="Arial" w:hAnsi="Arial" w:cs="Arial"/>
@@ -1629,7 +1619,7 @@
         </w:trPr>
         <w:tc>
           <w:tcPr>
-            <w:tcW w:w="3660" w:type="dxa"/>
+            <w:tcW w:w="2324" w:type="dxa"/>
             <w:tcBorders>
               <w:top w:val="single" w:sz="6" w:space="0" w:color="000000"/>
               <w:left w:val="single" w:sz="6" w:space="0" w:color="000000"/>
@@ -1663,7 +1653,7 @@
         </w:tc>
         <w:tc>
           <w:tcPr>
-            <w:tcW w:w="4260" w:type="dxa"/>
+            <w:tcW w:w="2012" w:type="dxa"/>
             <w:tcBorders>
               <w:top w:val="single" w:sz="6" w:space="0" w:color="000000"/>
               <w:left w:val="single" w:sz="6" w:space="0" w:color="000000"/>
@@ -1697,7 +1687,7 @@
         </w:tc>
         <w:tc>
           <w:tcPr>
-            <w:tcW w:w="2055" w:type="dxa"/>
+            <w:tcW w:w="1759" w:type="dxa"/>
             <w:tcBorders>
               <w:top w:val="single" w:sz="6" w:space="0" w:color="000000"/>
               <w:left w:val="single" w:sz="6" w:space="0" w:color="000000"/>
@@ -1731,7 +1721,7 @@
         </w:tc>
         <w:tc>
           <w:tcPr>
-            <w:tcW w:w="8655" w:type="dxa"/>
+            <w:tcW w:w="2394" w:type="dxa"/>
             <w:tcBorders>
               <w:top w:val="single" w:sz="6" w:space="0" w:color="000000"/>
               <w:left w:val="single" w:sz="6" w:space="0" w:color="000000"/>
@@ -1770,7 +1760,7 @@
         </w:trPr>
         <w:tc>
           <w:tcPr>
-            <w:tcW w:w="3660" w:type="dxa"/>
+            <w:tcW w:w="2324" w:type="dxa"/>
             <w:tcBorders>
               <w:top w:val="single" w:sz="6" w:space="0" w:color="000000"/>
               <w:left w:val="single" w:sz="6" w:space="0" w:color="000000"/>
@@ -1803,7 +1793,7 @@
         </w:tc>
         <w:tc>
           <w:tcPr>
-            <w:tcW w:w="4260" w:type="dxa"/>
+            <w:tcW w:w="2012" w:type="dxa"/>
             <w:tcBorders>
               <w:top w:val="single" w:sz="6" w:space="0" w:color="000000"/>
               <w:left w:val="single" w:sz="6" w:space="0" w:color="000000"/>
@@ -1836,7 +1826,7 @@
         </w:tc>
         <w:tc>
           <w:tcPr>
-            <w:tcW w:w="2055" w:type="dxa"/>
+            <w:tcW w:w="1759" w:type="dxa"/>
             <w:tcBorders>
               <w:top w:val="single" w:sz="6" w:space="0" w:color="000000"/>
               <w:left w:val="single" w:sz="6" w:space="0" w:color="000000"/>
@@ -1869,7 +1859,7 @@
         </w:tc>
         <w:tc>
           <w:tcPr>
-            <w:tcW w:w="8655" w:type="dxa"/>
+            <w:tcW w:w="2394" w:type="dxa"/>
             <w:tcBorders>
               <w:top w:val="single" w:sz="6" w:space="0" w:color="000000"/>
               <w:left w:val="single" w:sz="6" w:space="0" w:color="000000"/>
@@ -1907,7 +1897,7 @@
         </w:trPr>
         <w:tc>
           <w:tcPr>
-            <w:tcW w:w="3660" w:type="dxa"/>
+            <w:tcW w:w="2324" w:type="dxa"/>
             <w:tcBorders>
               <w:top w:val="single" w:sz="6" w:space="0" w:color="000000"/>
               <w:left w:val="single" w:sz="6" w:space="0" w:color="000000"/>
@@ -1940,7 +1930,7 @@
         </w:tc>
         <w:tc>
           <w:tcPr>
-            <w:tcW w:w="4260" w:type="dxa"/>
+            <w:tcW w:w="2012" w:type="dxa"/>
             <w:tcBorders>
               <w:top w:val="single" w:sz="6" w:space="0" w:color="000000"/>
               <w:left w:val="single" w:sz="6" w:space="0" w:color="000000"/>
@@ -1973,7 +1963,7 @@
         </w:tc>
         <w:tc>
           <w:tcPr>
-            <w:tcW w:w="2055" w:type="dxa"/>
+            <w:tcW w:w="1759" w:type="dxa"/>
             <w:tcBorders>
               <w:top w:val="single" w:sz="6" w:space="0" w:color="000000"/>
               <w:left w:val="single" w:sz="6" w:space="0" w:color="000000"/>
@@ -2006,7 +1996,7 @@
         </w:tc>
         <w:tc>
           <w:tcPr>
-            <w:tcW w:w="8655" w:type="dxa"/>
+            <w:tcW w:w="2394" w:type="dxa"/>
             <w:tcBorders>
               <w:top w:val="single" w:sz="6" w:space="0" w:color="000000"/>
               <w:left w:val="single" w:sz="6" w:space="0" w:color="000000"/>
@@ -2044,7 +2034,7 @@
         </w:trPr>
         <w:tc>
           <w:tcPr>
-            <w:tcW w:w="3660" w:type="dxa"/>
+            <w:tcW w:w="2324" w:type="dxa"/>
             <w:tcBorders>
               <w:top w:val="single" w:sz="6" w:space="0" w:color="000000"/>
               <w:left w:val="single" w:sz="6" w:space="0" w:color="000000"/>
@@ -2077,7 +2067,7 @@
         </w:tc>
         <w:tc>
           <w:tcPr>
-            <w:tcW w:w="4260" w:type="dxa"/>
+            <w:tcW w:w="2012" w:type="dxa"/>
             <w:tcBorders>
               <w:top w:val="single" w:sz="6" w:space="0" w:color="000000"/>
               <w:left w:val="single" w:sz="6" w:space="0" w:color="000000"/>
@@ -2110,7 +2100,7 @@
         </w:tc>
         <w:tc>
           <w:tcPr>
-            <w:tcW w:w="2055" w:type="dxa"/>
+            <w:tcW w:w="1759" w:type="dxa"/>
             <w:tcBorders>
               <w:top w:val="single" w:sz="6" w:space="0" w:color="000000"/>
               <w:left w:val="single" w:sz="6" w:space="0" w:color="000000"/>
@@ -2143,7 +2133,7 @@
         </w:tc>
         <w:tc>
           <w:tcPr>
-            <w:tcW w:w="8655" w:type="dxa"/>
+            <w:tcW w:w="2394" w:type="dxa"/>
             <w:tcBorders>
               <w:top w:val="single" w:sz="6" w:space="0" w:color="000000"/>
               <w:left w:val="single" w:sz="6" w:space="0" w:color="000000"/>
@@ -2181,7 +2171,7 @@
         </w:trPr>
         <w:tc>
           <w:tcPr>
-            <w:tcW w:w="3660" w:type="dxa"/>
+            <w:tcW w:w="2324" w:type="dxa"/>
             <w:tcBorders>
               <w:top w:val="single" w:sz="6" w:space="0" w:color="000000"/>
               <w:left w:val="single" w:sz="6" w:space="0" w:color="000000"/>
@@ -2214,7 +2204,7 @@
         </w:tc>
         <w:tc>
           <w:tcPr>
-            <w:tcW w:w="4260" w:type="dxa"/>
+            <w:tcW w:w="2012" w:type="dxa"/>
             <w:tcBorders>
               <w:top w:val="single" w:sz="6" w:space="0" w:color="000000"/>
               <w:left w:val="single" w:sz="6" w:space="0" w:color="000000"/>
@@ -2241,13 +2231,27 @@
                 <w:rFonts w:ascii="Arial" w:eastAsia="Arial" w:hAnsi="Arial" w:cs="Arial"/>
                 <w:color w:val="000000"/>
               </w:rPr>
-              <w:t>“Como administrador, deseo controlar los pagos y saber quién ha pagado.”</w:t>
+              <w:t xml:space="preserve">“Como </w:t>
+            </w:r>
+            <w:r>
+              <w:rPr>
+                <w:rFonts w:ascii="Arial" w:eastAsia="Arial" w:hAnsi="Arial" w:cs="Arial"/>
+                <w:color w:val="000000"/>
+              </w:rPr>
+              <w:t>gerente</w:t>
+            </w:r>
+            <w:r>
+              <w:rPr>
+                <w:rFonts w:ascii="Arial" w:eastAsia="Arial" w:hAnsi="Arial" w:cs="Arial"/>
+                <w:color w:val="000000"/>
+              </w:rPr>
+              <w:t>, deseo controlar los pagos y saber quién ha pagado.”</w:t>
             </w:r>
           </w:p>
         </w:tc>
         <w:tc>
           <w:tcPr>
-            <w:tcW w:w="2055" w:type="dxa"/>
+            <w:tcW w:w="1759" w:type="dxa"/>
             <w:tcBorders>
               <w:top w:val="single" w:sz="6" w:space="0" w:color="000000"/>
               <w:left w:val="single" w:sz="6" w:space="0" w:color="000000"/>
@@ -2280,556 +2284,7 @@
         </w:tc>
         <w:tc>
           <w:tcPr>
-            <w:tcW w:w="8655" w:type="dxa"/>
-            <w:tcBorders>
-              <w:top w:val="single" w:sz="6" w:space="0" w:color="000000"/>
-              <w:left w:val="single" w:sz="6" w:space="0" w:color="000000"/>
-              <w:bottom w:val="single" w:sz="6" w:space="0" w:color="000000"/>
-              <w:right w:val="single" w:sz="6" w:space="0" w:color="000000"/>
-            </w:tcBorders>
-            <w:tcMar>
-              <w:top w:w="0" w:type="dxa"/>
-              <w:left w:w="0" w:type="dxa"/>
-              <w:bottom w:w="0" w:type="dxa"/>
-              <w:right w:w="0" w:type="dxa"/>
-            </w:tcMar>
-            <w:vAlign w:val="center"/>
-          </w:tcPr>
-          <w:p>
-            <w:pPr>
-              <w:jc w:val="center"/>
-              <w:rPr>
-                <w:rFonts w:ascii="Arial" w:hAnsi="Arial" w:cs="Arial"/>
-              </w:rPr>
-            </w:pPr>
-            <w:r>
-              <w:rPr>
-                <w:rFonts w:ascii="Arial" w:eastAsia="Arial" w:hAnsi="Arial" w:cs="Arial"/>
-                <w:color w:val="000000"/>
-              </w:rPr>
-              <w:t>En desarrollo</w:t>
-            </w:r>
-          </w:p>
-        </w:tc>
-      </w:tr>
-      <w:tr>
-        <w:trPr>
-          <w:trHeight w:val="864"/>
-        </w:trPr>
-        <w:tc>
-          <w:tcPr>
-            <w:tcW w:w="3660" w:type="dxa"/>
-            <w:tcBorders>
-              <w:top w:val="single" w:sz="6" w:space="0" w:color="000000"/>
-              <w:left w:val="single" w:sz="6" w:space="0" w:color="000000"/>
-              <w:bottom w:val="single" w:sz="6" w:space="0" w:color="000000"/>
-              <w:right w:val="single" w:sz="6" w:space="0" w:color="000000"/>
-            </w:tcBorders>
-            <w:tcMar>
-              <w:top w:w="0" w:type="dxa"/>
-              <w:left w:w="0" w:type="dxa"/>
-              <w:bottom w:w="0" w:type="dxa"/>
-              <w:right w:w="0" w:type="dxa"/>
-            </w:tcMar>
-            <w:vAlign w:val="center"/>
-          </w:tcPr>
-          <w:p>
-            <w:pPr>
-              <w:jc w:val="center"/>
-              <w:rPr>
-                <w:rFonts w:ascii="Arial" w:hAnsi="Arial" w:cs="Arial"/>
-              </w:rPr>
-            </w:pPr>
-            <w:r>
-              <w:rPr>
-                <w:rFonts w:ascii="Arial" w:eastAsia="Arial" w:hAnsi="Arial" w:cs="Arial"/>
-                <w:color w:val="000000"/>
-              </w:rPr>
-              <w:lastRenderedPageBreak/>
-              <w:t>Inventario de productos</w:t>
-            </w:r>
-          </w:p>
-        </w:tc>
-        <w:tc>
-          <w:tcPr>
-            <w:tcW w:w="4260" w:type="dxa"/>
-            <w:tcBorders>
-              <w:top w:val="single" w:sz="6" w:space="0" w:color="000000"/>
-              <w:left w:val="single" w:sz="6" w:space="0" w:color="000000"/>
-              <w:bottom w:val="single" w:sz="6" w:space="0" w:color="000000"/>
-              <w:right w:val="single" w:sz="6" w:space="0" w:color="000000"/>
-            </w:tcBorders>
-            <w:tcMar>
-              <w:top w:w="0" w:type="dxa"/>
-              <w:left w:w="0" w:type="dxa"/>
-              <w:bottom w:w="0" w:type="dxa"/>
-              <w:right w:w="0" w:type="dxa"/>
-            </w:tcMar>
-            <w:vAlign w:val="center"/>
-          </w:tcPr>
-          <w:p>
-            <w:pPr>
-              <w:jc w:val="center"/>
-              <w:rPr>
-                <w:rFonts w:ascii="Arial" w:hAnsi="Arial" w:cs="Arial"/>
-              </w:rPr>
-            </w:pPr>
-            <w:r>
-              <w:rPr>
-                <w:rFonts w:ascii="Arial" w:eastAsia="Arial" w:hAnsi="Arial" w:cs="Arial"/>
-                <w:color w:val="000000"/>
-              </w:rPr>
-              <w:t>“Como encargado, quiero llevar control de sábanas, toallas, y productos de limpieza.”</w:t>
-            </w:r>
-          </w:p>
-        </w:tc>
-        <w:tc>
-          <w:tcPr>
-            <w:tcW w:w="2055" w:type="dxa"/>
-            <w:tcBorders>
-              <w:top w:val="single" w:sz="6" w:space="0" w:color="000000"/>
-              <w:left w:val="single" w:sz="6" w:space="0" w:color="000000"/>
-              <w:bottom w:val="single" w:sz="6" w:space="0" w:color="000000"/>
-              <w:right w:val="single" w:sz="6" w:space="0" w:color="000000"/>
-            </w:tcBorders>
-            <w:tcMar>
-              <w:top w:w="0" w:type="dxa"/>
-              <w:left w:w="0" w:type="dxa"/>
-              <w:bottom w:w="0" w:type="dxa"/>
-              <w:right w:w="0" w:type="dxa"/>
-            </w:tcMar>
-            <w:vAlign w:val="center"/>
-          </w:tcPr>
-          <w:p>
-            <w:pPr>
-              <w:jc w:val="center"/>
-              <w:rPr>
-                <w:rFonts w:ascii="Arial" w:hAnsi="Arial" w:cs="Arial"/>
-              </w:rPr>
-            </w:pPr>
-            <w:r>
-              <w:rPr>
-                <w:rFonts w:ascii="Arial" w:eastAsia="Arial" w:hAnsi="Arial" w:cs="Arial"/>
-                <w:color w:val="000000"/>
-              </w:rPr>
-              <w:t>El sistema debe registrar productos y su cantidad en stock.</w:t>
-            </w:r>
-          </w:p>
-        </w:tc>
-        <w:tc>
-          <w:tcPr>
-            <w:tcW w:w="8655" w:type="dxa"/>
-            <w:tcBorders>
-              <w:top w:val="single" w:sz="6" w:space="0" w:color="000000"/>
-              <w:left w:val="single" w:sz="6" w:space="0" w:color="000000"/>
-              <w:bottom w:val="single" w:sz="6" w:space="0" w:color="000000"/>
-              <w:right w:val="single" w:sz="6" w:space="0" w:color="000000"/>
-            </w:tcBorders>
-            <w:tcMar>
-              <w:top w:w="0" w:type="dxa"/>
-              <w:left w:w="0" w:type="dxa"/>
-              <w:bottom w:w="0" w:type="dxa"/>
-              <w:right w:w="0" w:type="dxa"/>
-            </w:tcMar>
-            <w:vAlign w:val="center"/>
-          </w:tcPr>
-          <w:p>
-            <w:pPr>
-              <w:jc w:val="center"/>
-              <w:rPr>
-                <w:rFonts w:ascii="Arial" w:hAnsi="Arial" w:cs="Arial"/>
-              </w:rPr>
-            </w:pPr>
-            <w:r>
-              <w:rPr>
-                <w:rFonts w:ascii="Arial" w:eastAsia="Arial" w:hAnsi="Arial" w:cs="Arial"/>
-                <w:color w:val="000000"/>
-              </w:rPr>
-              <w:t>En desarrollo</w:t>
-            </w:r>
-          </w:p>
-        </w:tc>
-      </w:tr>
-      <w:tr>
-        <w:trPr>
-          <w:trHeight w:val="1152"/>
-        </w:trPr>
-        <w:tc>
-          <w:tcPr>
-            <w:tcW w:w="3660" w:type="dxa"/>
-            <w:tcBorders>
-              <w:top w:val="single" w:sz="6" w:space="0" w:color="000000"/>
-              <w:left w:val="single" w:sz="6" w:space="0" w:color="000000"/>
-              <w:bottom w:val="single" w:sz="6" w:space="0" w:color="000000"/>
-              <w:right w:val="single" w:sz="6" w:space="0" w:color="000000"/>
-            </w:tcBorders>
-            <w:tcMar>
-              <w:top w:w="0" w:type="dxa"/>
-              <w:left w:w="0" w:type="dxa"/>
-              <w:bottom w:w="0" w:type="dxa"/>
-              <w:right w:w="0" w:type="dxa"/>
-            </w:tcMar>
-            <w:vAlign w:val="center"/>
-          </w:tcPr>
-          <w:p>
-            <w:pPr>
-              <w:jc w:val="center"/>
-              <w:rPr>
-                <w:rFonts w:ascii="Arial" w:hAnsi="Arial" w:cs="Arial"/>
-              </w:rPr>
-            </w:pPr>
-            <w:r>
-              <w:rPr>
-                <w:rFonts w:ascii="Arial" w:eastAsia="Arial" w:hAnsi="Arial" w:cs="Arial"/>
-                <w:color w:val="000000"/>
-              </w:rPr>
-              <w:t>Registro de personal</w:t>
-            </w:r>
-          </w:p>
-        </w:tc>
-        <w:tc>
-          <w:tcPr>
-            <w:tcW w:w="4260" w:type="dxa"/>
-            <w:tcBorders>
-              <w:top w:val="single" w:sz="6" w:space="0" w:color="000000"/>
-              <w:left w:val="single" w:sz="6" w:space="0" w:color="000000"/>
-              <w:bottom w:val="single" w:sz="6" w:space="0" w:color="000000"/>
-              <w:right w:val="single" w:sz="6" w:space="0" w:color="000000"/>
-            </w:tcBorders>
-            <w:tcMar>
-              <w:top w:w="0" w:type="dxa"/>
-              <w:left w:w="0" w:type="dxa"/>
-              <w:bottom w:w="0" w:type="dxa"/>
-              <w:right w:w="0" w:type="dxa"/>
-            </w:tcMar>
-            <w:vAlign w:val="center"/>
-          </w:tcPr>
-          <w:p>
-            <w:pPr>
-              <w:jc w:val="center"/>
-              <w:rPr>
-                <w:rFonts w:ascii="Arial" w:hAnsi="Arial" w:cs="Arial"/>
-              </w:rPr>
-            </w:pPr>
-            <w:r>
-              <w:rPr>
-                <w:rFonts w:ascii="Arial" w:eastAsia="Arial" w:hAnsi="Arial" w:cs="Arial"/>
-                <w:color w:val="000000"/>
-              </w:rPr>
-              <w:t>“Como administrador, quiero tener un listado del personal contratado.”</w:t>
-            </w:r>
-          </w:p>
-        </w:tc>
-        <w:tc>
-          <w:tcPr>
-            <w:tcW w:w="2055" w:type="dxa"/>
-            <w:tcBorders>
-              <w:top w:val="single" w:sz="6" w:space="0" w:color="000000"/>
-              <w:left w:val="single" w:sz="6" w:space="0" w:color="000000"/>
-              <w:bottom w:val="single" w:sz="6" w:space="0" w:color="000000"/>
-              <w:right w:val="single" w:sz="6" w:space="0" w:color="000000"/>
-            </w:tcBorders>
-            <w:tcMar>
-              <w:top w:w="0" w:type="dxa"/>
-              <w:left w:w="0" w:type="dxa"/>
-              <w:bottom w:w="0" w:type="dxa"/>
-              <w:right w:w="0" w:type="dxa"/>
-            </w:tcMar>
-            <w:vAlign w:val="center"/>
-          </w:tcPr>
-          <w:p>
-            <w:pPr>
-              <w:jc w:val="center"/>
-              <w:rPr>
-                <w:rFonts w:ascii="Arial" w:hAnsi="Arial" w:cs="Arial"/>
-              </w:rPr>
-            </w:pPr>
-            <w:r>
-              <w:rPr>
-                <w:rFonts w:ascii="Arial" w:eastAsia="Arial" w:hAnsi="Arial" w:cs="Arial"/>
-                <w:color w:val="000000"/>
-              </w:rPr>
-              <w:t>El sistema debe guardar nombres, cargos y contratos de empleados.</w:t>
-            </w:r>
-          </w:p>
-        </w:tc>
-        <w:tc>
-          <w:tcPr>
-            <w:tcW w:w="8655" w:type="dxa"/>
-            <w:tcBorders>
-              <w:top w:val="single" w:sz="6" w:space="0" w:color="000000"/>
-              <w:left w:val="single" w:sz="6" w:space="0" w:color="000000"/>
-              <w:bottom w:val="single" w:sz="6" w:space="0" w:color="000000"/>
-              <w:right w:val="single" w:sz="6" w:space="0" w:color="000000"/>
-            </w:tcBorders>
-            <w:tcMar>
-              <w:top w:w="0" w:type="dxa"/>
-              <w:left w:w="0" w:type="dxa"/>
-              <w:bottom w:w="0" w:type="dxa"/>
-              <w:right w:w="0" w:type="dxa"/>
-            </w:tcMar>
-            <w:vAlign w:val="center"/>
-          </w:tcPr>
-          <w:p>
-            <w:pPr>
-              <w:jc w:val="center"/>
-              <w:rPr>
-                <w:rFonts w:ascii="Arial" w:hAnsi="Arial" w:cs="Arial"/>
-              </w:rPr>
-            </w:pPr>
-            <w:r>
-              <w:rPr>
-                <w:rFonts w:ascii="Arial" w:eastAsia="Arial" w:hAnsi="Arial" w:cs="Arial"/>
-                <w:color w:val="000000"/>
-              </w:rPr>
-              <w:t>En desarrollo</w:t>
-            </w:r>
-          </w:p>
-        </w:tc>
-      </w:tr>
-      <w:tr>
-        <w:trPr>
-          <w:trHeight w:val="1440"/>
-        </w:trPr>
-        <w:tc>
-          <w:tcPr>
-            <w:tcW w:w="3660" w:type="dxa"/>
-            <w:tcBorders>
-              <w:top w:val="single" w:sz="6" w:space="0" w:color="000000"/>
-              <w:left w:val="single" w:sz="6" w:space="0" w:color="000000"/>
-              <w:bottom w:val="single" w:sz="6" w:space="0" w:color="000000"/>
-              <w:right w:val="single" w:sz="6" w:space="0" w:color="000000"/>
-            </w:tcBorders>
-            <w:tcMar>
-              <w:top w:w="0" w:type="dxa"/>
-              <w:left w:w="0" w:type="dxa"/>
-              <w:bottom w:w="0" w:type="dxa"/>
-              <w:right w:w="0" w:type="dxa"/>
-            </w:tcMar>
-            <w:vAlign w:val="center"/>
-          </w:tcPr>
-          <w:p>
-            <w:pPr>
-              <w:jc w:val="center"/>
-              <w:rPr>
-                <w:rFonts w:ascii="Arial" w:hAnsi="Arial" w:cs="Arial"/>
-              </w:rPr>
-            </w:pPr>
-            <w:r>
-              <w:rPr>
-                <w:rFonts w:ascii="Arial" w:eastAsia="Arial" w:hAnsi="Arial" w:cs="Arial"/>
-                <w:color w:val="000000"/>
-              </w:rPr>
-              <w:t>Generación de reportes</w:t>
-            </w:r>
-          </w:p>
-        </w:tc>
-        <w:tc>
-          <w:tcPr>
-            <w:tcW w:w="4260" w:type="dxa"/>
-            <w:tcBorders>
-              <w:top w:val="single" w:sz="6" w:space="0" w:color="000000"/>
-              <w:left w:val="single" w:sz="6" w:space="0" w:color="000000"/>
-              <w:bottom w:val="single" w:sz="6" w:space="0" w:color="000000"/>
-              <w:right w:val="single" w:sz="6" w:space="0" w:color="000000"/>
-            </w:tcBorders>
-            <w:tcMar>
-              <w:top w:w="0" w:type="dxa"/>
-              <w:left w:w="0" w:type="dxa"/>
-              <w:bottom w:w="0" w:type="dxa"/>
-              <w:right w:w="0" w:type="dxa"/>
-            </w:tcMar>
-            <w:vAlign w:val="center"/>
-          </w:tcPr>
-          <w:p>
-            <w:pPr>
-              <w:jc w:val="center"/>
-              <w:rPr>
-                <w:rFonts w:ascii="Arial" w:hAnsi="Arial" w:cs="Arial"/>
-              </w:rPr>
-            </w:pPr>
-            <w:r>
-              <w:rPr>
-                <w:rFonts w:ascii="Arial" w:eastAsia="Arial" w:hAnsi="Arial" w:cs="Arial"/>
-                <w:color w:val="000000"/>
-              </w:rPr>
-              <w:t>“Como administrador, necesito informes mensuales de ingresos y egresos.”</w:t>
-            </w:r>
-          </w:p>
-        </w:tc>
-        <w:tc>
-          <w:tcPr>
-            <w:tcW w:w="2055" w:type="dxa"/>
-            <w:tcBorders>
-              <w:top w:val="single" w:sz="6" w:space="0" w:color="000000"/>
-              <w:left w:val="single" w:sz="6" w:space="0" w:color="000000"/>
-              <w:bottom w:val="single" w:sz="6" w:space="0" w:color="000000"/>
-              <w:right w:val="single" w:sz="6" w:space="0" w:color="000000"/>
-            </w:tcBorders>
-            <w:tcMar>
-              <w:top w:w="0" w:type="dxa"/>
-              <w:left w:w="0" w:type="dxa"/>
-              <w:bottom w:w="0" w:type="dxa"/>
-              <w:right w:w="0" w:type="dxa"/>
-            </w:tcMar>
-            <w:vAlign w:val="center"/>
-          </w:tcPr>
-          <w:p>
-            <w:pPr>
-              <w:jc w:val="center"/>
-              <w:rPr>
-                <w:rFonts w:ascii="Arial" w:hAnsi="Arial" w:cs="Arial"/>
-              </w:rPr>
-            </w:pPr>
-            <w:r>
-              <w:rPr>
-                <w:rFonts w:ascii="Arial" w:eastAsia="Arial" w:hAnsi="Arial" w:cs="Arial"/>
-                <w:color w:val="000000"/>
-              </w:rPr>
-              <w:t>El sistema debe permitir exportar o visualizar ingresos/gastos por mes.</w:t>
-            </w:r>
-          </w:p>
-        </w:tc>
-        <w:tc>
-          <w:tcPr>
-            <w:tcW w:w="8655" w:type="dxa"/>
-            <w:tcBorders>
-              <w:top w:val="single" w:sz="6" w:space="0" w:color="000000"/>
-              <w:left w:val="single" w:sz="6" w:space="0" w:color="000000"/>
-              <w:bottom w:val="single" w:sz="6" w:space="0" w:color="000000"/>
-              <w:right w:val="single" w:sz="6" w:space="0" w:color="000000"/>
-            </w:tcBorders>
-            <w:tcMar>
-              <w:top w:w="0" w:type="dxa"/>
-              <w:left w:w="0" w:type="dxa"/>
-              <w:bottom w:w="0" w:type="dxa"/>
-              <w:right w:w="0" w:type="dxa"/>
-            </w:tcMar>
-            <w:vAlign w:val="center"/>
-          </w:tcPr>
-          <w:p>
-            <w:pPr>
-              <w:jc w:val="center"/>
-              <w:rPr>
-                <w:rFonts w:ascii="Arial" w:hAnsi="Arial" w:cs="Arial"/>
-              </w:rPr>
-            </w:pPr>
-            <w:r>
-              <w:rPr>
-                <w:rFonts w:ascii="Arial" w:eastAsia="Arial" w:hAnsi="Arial" w:cs="Arial"/>
-                <w:color w:val="000000"/>
-              </w:rPr>
-              <w:t>En desarrollo</w:t>
-            </w:r>
-          </w:p>
-        </w:tc>
-      </w:tr>
-      <w:tr>
-        <w:trPr>
-          <w:trHeight w:val="864"/>
-        </w:trPr>
-        <w:tc>
-          <w:tcPr>
-            <w:tcW w:w="3660" w:type="dxa"/>
-            <w:tcBorders>
-              <w:top w:val="single" w:sz="6" w:space="0" w:color="000000"/>
-              <w:left w:val="single" w:sz="6" w:space="0" w:color="000000"/>
-              <w:bottom w:val="single" w:sz="6" w:space="0" w:color="000000"/>
-              <w:right w:val="single" w:sz="6" w:space="0" w:color="000000"/>
-            </w:tcBorders>
-            <w:tcMar>
-              <w:top w:w="0" w:type="dxa"/>
-              <w:left w:w="0" w:type="dxa"/>
-              <w:bottom w:w="0" w:type="dxa"/>
-              <w:right w:w="0" w:type="dxa"/>
-            </w:tcMar>
-            <w:vAlign w:val="center"/>
-          </w:tcPr>
-          <w:p>
-            <w:pPr>
-              <w:jc w:val="center"/>
-              <w:rPr>
-                <w:rFonts w:ascii="Arial" w:hAnsi="Arial" w:cs="Arial"/>
-              </w:rPr>
-            </w:pPr>
-            <w:r>
-              <w:rPr>
-                <w:rFonts w:ascii="Arial" w:eastAsia="Arial" w:hAnsi="Arial" w:cs="Arial"/>
-                <w:color w:val="000000"/>
-              </w:rPr>
-              <w:t>Accesibilidad web</w:t>
-            </w:r>
-          </w:p>
-        </w:tc>
-        <w:tc>
-          <w:tcPr>
-            <w:tcW w:w="4260" w:type="dxa"/>
-            <w:tcBorders>
-              <w:top w:val="single" w:sz="6" w:space="0" w:color="000000"/>
-              <w:left w:val="single" w:sz="6" w:space="0" w:color="000000"/>
-              <w:bottom w:val="single" w:sz="6" w:space="0" w:color="000000"/>
-              <w:right w:val="single" w:sz="6" w:space="0" w:color="000000"/>
-            </w:tcBorders>
-            <w:tcMar>
-              <w:top w:w="0" w:type="dxa"/>
-              <w:left w:w="0" w:type="dxa"/>
-              <w:bottom w:w="0" w:type="dxa"/>
-              <w:right w:w="0" w:type="dxa"/>
-            </w:tcMar>
-            <w:vAlign w:val="center"/>
-          </w:tcPr>
-          <w:p>
-            <w:pPr>
-              <w:jc w:val="center"/>
-              <w:rPr>
-                <w:rFonts w:ascii="Arial" w:hAnsi="Arial" w:cs="Arial"/>
-              </w:rPr>
-            </w:pPr>
-            <w:r>
-              <w:rPr>
-                <w:rFonts w:ascii="Arial" w:eastAsia="Arial" w:hAnsi="Arial" w:cs="Arial"/>
-                <w:color w:val="000000"/>
-              </w:rPr>
-              <w:t>“Como usuario, quiero acceder al sistema desde cualquier dispositivo.”</w:t>
-            </w:r>
-          </w:p>
-        </w:tc>
-        <w:tc>
-          <w:tcPr>
-            <w:tcW w:w="2055" w:type="dxa"/>
-            <w:tcBorders>
-              <w:top w:val="single" w:sz="6" w:space="0" w:color="000000"/>
-              <w:left w:val="single" w:sz="6" w:space="0" w:color="000000"/>
-              <w:bottom w:val="single" w:sz="6" w:space="0" w:color="000000"/>
-              <w:right w:val="single" w:sz="6" w:space="0" w:color="000000"/>
-            </w:tcBorders>
-            <w:tcMar>
-              <w:top w:w="0" w:type="dxa"/>
-              <w:left w:w="0" w:type="dxa"/>
-              <w:bottom w:w="0" w:type="dxa"/>
-              <w:right w:w="0" w:type="dxa"/>
-            </w:tcMar>
-            <w:vAlign w:val="center"/>
-          </w:tcPr>
-          <w:p>
-            <w:pPr>
-              <w:jc w:val="center"/>
-              <w:rPr>
-                <w:rFonts w:ascii="Arial" w:hAnsi="Arial" w:cs="Arial"/>
-              </w:rPr>
-            </w:pPr>
-            <w:r>
-              <w:rPr>
-                <w:rFonts w:ascii="Arial" w:eastAsia="Arial" w:hAnsi="Arial" w:cs="Arial"/>
-                <w:color w:val="000000"/>
-              </w:rPr>
-              <w:t>El sistema debe ejecutarse en navegador web.</w:t>
-            </w:r>
-          </w:p>
-        </w:tc>
-        <w:tc>
-          <w:tcPr>
-            <w:tcW w:w="8655" w:type="dxa"/>
+            <w:tcW w:w="2394" w:type="dxa"/>
             <w:tcBorders>
               <w:top w:val="single" w:sz="6" w:space="0" w:color="000000"/>
               <w:left w:val="single" w:sz="6" w:space="0" w:color="000000"/>
@@ -2867,7 +2322,7 @@
         </w:trPr>
         <w:tc>
           <w:tcPr>
-            <w:tcW w:w="3660" w:type="dxa"/>
+            <w:tcW w:w="2324" w:type="dxa"/>
             <w:tcBorders>
               <w:top w:val="single" w:sz="6" w:space="0" w:color="000000"/>
               <w:left w:val="single" w:sz="6" w:space="0" w:color="000000"/>
@@ -2894,13 +2349,14 @@
                 <w:rFonts w:ascii="Arial" w:eastAsia="Arial" w:hAnsi="Arial" w:cs="Arial"/>
                 <w:color w:val="000000"/>
               </w:rPr>
+              <w:lastRenderedPageBreak/>
               <w:t>Interfaz intuitiva</w:t>
             </w:r>
           </w:p>
         </w:tc>
         <w:tc>
           <w:tcPr>
-            <w:tcW w:w="4260" w:type="dxa"/>
+            <w:tcW w:w="2012" w:type="dxa"/>
             <w:tcBorders>
               <w:top w:val="single" w:sz="6" w:space="0" w:color="000000"/>
               <w:left w:val="single" w:sz="6" w:space="0" w:color="000000"/>
@@ -2933,7 +2389,7 @@
         </w:tc>
         <w:tc>
           <w:tcPr>
-            <w:tcW w:w="2055" w:type="dxa"/>
+            <w:tcW w:w="1759" w:type="dxa"/>
             <w:tcBorders>
               <w:top w:val="single" w:sz="6" w:space="0" w:color="000000"/>
               <w:left w:val="single" w:sz="6" w:space="0" w:color="000000"/>
@@ -2966,144 +2422,7 @@
         </w:tc>
         <w:tc>
           <w:tcPr>
-            <w:tcW w:w="8655" w:type="dxa"/>
-            <w:tcBorders>
-              <w:top w:val="single" w:sz="6" w:space="0" w:color="000000"/>
-              <w:left w:val="single" w:sz="6" w:space="0" w:color="000000"/>
-              <w:bottom w:val="single" w:sz="6" w:space="0" w:color="000000"/>
-              <w:right w:val="single" w:sz="6" w:space="0" w:color="000000"/>
-            </w:tcBorders>
-            <w:tcMar>
-              <w:top w:w="0" w:type="dxa"/>
-              <w:left w:w="0" w:type="dxa"/>
-              <w:bottom w:w="0" w:type="dxa"/>
-              <w:right w:w="0" w:type="dxa"/>
-            </w:tcMar>
-            <w:vAlign w:val="center"/>
-          </w:tcPr>
-          <w:p>
-            <w:pPr>
-              <w:jc w:val="center"/>
-              <w:rPr>
-                <w:rFonts w:ascii="Arial" w:hAnsi="Arial" w:cs="Arial"/>
-              </w:rPr>
-            </w:pPr>
-            <w:r>
-              <w:rPr>
-                <w:rFonts w:ascii="Arial" w:eastAsia="Arial" w:hAnsi="Arial" w:cs="Arial"/>
-                <w:color w:val="000000"/>
-              </w:rPr>
-              <w:t>En desarrollo</w:t>
-            </w:r>
-          </w:p>
-        </w:tc>
-      </w:tr>
-      <w:tr>
-        <w:trPr>
-          <w:trHeight w:val="864"/>
-        </w:trPr>
-        <w:tc>
-          <w:tcPr>
-            <w:tcW w:w="3660" w:type="dxa"/>
-            <w:tcBorders>
-              <w:top w:val="single" w:sz="6" w:space="0" w:color="000000"/>
-              <w:left w:val="single" w:sz="6" w:space="0" w:color="000000"/>
-              <w:bottom w:val="single" w:sz="6" w:space="0" w:color="000000"/>
-              <w:right w:val="single" w:sz="6" w:space="0" w:color="000000"/>
-            </w:tcBorders>
-            <w:tcMar>
-              <w:top w:w="0" w:type="dxa"/>
-              <w:left w:w="0" w:type="dxa"/>
-              <w:bottom w:w="0" w:type="dxa"/>
-              <w:right w:w="0" w:type="dxa"/>
-            </w:tcMar>
-            <w:vAlign w:val="center"/>
-          </w:tcPr>
-          <w:p>
-            <w:pPr>
-              <w:jc w:val="center"/>
-              <w:rPr>
-                <w:rFonts w:ascii="Arial" w:hAnsi="Arial" w:cs="Arial"/>
-              </w:rPr>
-            </w:pPr>
-            <w:r>
-              <w:rPr>
-                <w:rFonts w:ascii="Arial" w:eastAsia="Arial" w:hAnsi="Arial" w:cs="Arial"/>
-                <w:color w:val="000000"/>
-              </w:rPr>
-              <w:t>Seguridad de acceso</w:t>
-            </w:r>
-          </w:p>
-        </w:tc>
-        <w:tc>
-          <w:tcPr>
-            <w:tcW w:w="4260" w:type="dxa"/>
-            <w:tcBorders>
-              <w:top w:val="single" w:sz="6" w:space="0" w:color="000000"/>
-              <w:left w:val="single" w:sz="6" w:space="0" w:color="000000"/>
-              <w:bottom w:val="single" w:sz="6" w:space="0" w:color="000000"/>
-              <w:right w:val="single" w:sz="6" w:space="0" w:color="000000"/>
-            </w:tcBorders>
-            <w:tcMar>
-              <w:top w:w="0" w:type="dxa"/>
-              <w:left w:w="0" w:type="dxa"/>
-              <w:bottom w:w="0" w:type="dxa"/>
-              <w:right w:w="0" w:type="dxa"/>
-            </w:tcMar>
-            <w:vAlign w:val="center"/>
-          </w:tcPr>
-          <w:p>
-            <w:pPr>
-              <w:jc w:val="center"/>
-              <w:rPr>
-                <w:rFonts w:ascii="Arial" w:hAnsi="Arial" w:cs="Arial"/>
-              </w:rPr>
-            </w:pPr>
-            <w:r>
-              <w:rPr>
-                <w:rFonts w:ascii="Arial" w:eastAsia="Arial" w:hAnsi="Arial" w:cs="Arial"/>
-                <w:color w:val="000000"/>
-              </w:rPr>
-              <w:t>“Como administrador, deseo controlar el acceso con usuario y contraseña.”</w:t>
-            </w:r>
-          </w:p>
-        </w:tc>
-        <w:tc>
-          <w:tcPr>
-            <w:tcW w:w="2055" w:type="dxa"/>
-            <w:tcBorders>
-              <w:top w:val="single" w:sz="6" w:space="0" w:color="000000"/>
-              <w:left w:val="single" w:sz="6" w:space="0" w:color="000000"/>
-              <w:bottom w:val="single" w:sz="6" w:space="0" w:color="000000"/>
-              <w:right w:val="single" w:sz="6" w:space="0" w:color="000000"/>
-            </w:tcBorders>
-            <w:tcMar>
-              <w:top w:w="0" w:type="dxa"/>
-              <w:left w:w="0" w:type="dxa"/>
-              <w:bottom w:w="0" w:type="dxa"/>
-              <w:right w:w="0" w:type="dxa"/>
-            </w:tcMar>
-            <w:vAlign w:val="center"/>
-          </w:tcPr>
-          <w:p>
-            <w:pPr>
-              <w:jc w:val="center"/>
-              <w:rPr>
-                <w:rFonts w:ascii="Arial" w:hAnsi="Arial" w:cs="Arial"/>
-              </w:rPr>
-            </w:pPr>
-            <w:r>
-              <w:rPr>
-                <w:rFonts w:ascii="Arial" w:eastAsia="Arial" w:hAnsi="Arial" w:cs="Arial"/>
-                <w:color w:val="000000"/>
-              </w:rPr>
-              <w:t>El sistema debe validar credenciales y roles.</w:t>
-            </w:r>
-          </w:p>
-        </w:tc>
-        <w:tc>
-          <w:tcPr>
-            <w:tcW w:w="8655" w:type="dxa"/>
+            <w:tcW w:w="2394" w:type="dxa"/>
             <w:tcBorders>
               <w:top w:val="single" w:sz="6" w:space="0" w:color="000000"/>
               <w:left w:val="single" w:sz="6" w:space="0" w:color="000000"/>
@@ -3206,7 +2525,7 @@
         </w:trPr>
         <w:tc>
           <w:tcPr>
-            <w:tcW w:w="4635" w:type="dxa"/>
+            <w:tcW w:w="2578" w:type="dxa"/>
             <w:tcBorders>
               <w:top w:val="single" w:sz="6" w:space="0" w:color="000000"/>
               <w:left w:val="single" w:sz="6" w:space="0" w:color="000000"/>
@@ -3240,7 +2559,7 @@
         </w:tc>
         <w:tc>
           <w:tcPr>
-            <w:tcW w:w="3630" w:type="dxa"/>
+            <w:tcW w:w="1968" w:type="dxa"/>
             <w:tcBorders>
               <w:top w:val="single" w:sz="6" w:space="0" w:color="000000"/>
               <w:left w:val="single" w:sz="6" w:space="0" w:color="000000"/>
@@ -3274,7 +2593,7 @@
         </w:tc>
         <w:tc>
           <w:tcPr>
-            <w:tcW w:w="2595" w:type="dxa"/>
+            <w:tcW w:w="2312" w:type="dxa"/>
             <w:tcBorders>
               <w:top w:val="single" w:sz="6" w:space="0" w:color="000000"/>
               <w:left w:val="single" w:sz="6" w:space="0" w:color="000000"/>
@@ -3308,7 +2627,7 @@
         </w:tc>
         <w:tc>
           <w:tcPr>
-            <w:tcW w:w="3795" w:type="dxa"/>
+            <w:tcW w:w="1631" w:type="dxa"/>
             <w:tcBorders>
               <w:top w:val="single" w:sz="6" w:space="0" w:color="000000"/>
               <w:left w:val="single" w:sz="6" w:space="0" w:color="000000"/>
@@ -3347,7 +2666,7 @@
         </w:trPr>
         <w:tc>
           <w:tcPr>
-            <w:tcW w:w="4635" w:type="dxa"/>
+            <w:tcW w:w="2578" w:type="dxa"/>
             <w:tcBorders>
               <w:top w:val="single" w:sz="6" w:space="0" w:color="000000"/>
               <w:left w:val="single" w:sz="6" w:space="0" w:color="000000"/>
@@ -3380,7 +2699,7 @@
         </w:tc>
         <w:tc>
           <w:tcPr>
-            <w:tcW w:w="3630" w:type="dxa"/>
+            <w:tcW w:w="1968" w:type="dxa"/>
             <w:tcBorders>
               <w:top w:val="single" w:sz="6" w:space="0" w:color="000000"/>
               <w:left w:val="single" w:sz="6" w:space="0" w:color="000000"/>
@@ -3413,7 +2732,7 @@
         </w:tc>
         <w:tc>
           <w:tcPr>
-            <w:tcW w:w="2595" w:type="dxa"/>
+            <w:tcW w:w="2312" w:type="dxa"/>
             <w:tcBorders>
               <w:top w:val="single" w:sz="6" w:space="0" w:color="000000"/>
               <w:left w:val="single" w:sz="6" w:space="0" w:color="000000"/>
@@ -3447,7 +2766,7 @@
         </w:tc>
         <w:tc>
           <w:tcPr>
-            <w:tcW w:w="3795" w:type="dxa"/>
+            <w:tcW w:w="1631" w:type="dxa"/>
             <w:tcBorders>
               <w:top w:val="single" w:sz="6" w:space="0" w:color="000000"/>
               <w:left w:val="single" w:sz="6" w:space="0" w:color="000000"/>
@@ -3485,7 +2804,7 @@
         </w:trPr>
         <w:tc>
           <w:tcPr>
-            <w:tcW w:w="4635" w:type="dxa"/>
+            <w:tcW w:w="2578" w:type="dxa"/>
             <w:tcBorders>
               <w:top w:val="single" w:sz="6" w:space="0" w:color="000000"/>
               <w:left w:val="single" w:sz="6" w:space="0" w:color="000000"/>
@@ -3518,7 +2837,7 @@
         </w:tc>
         <w:tc>
           <w:tcPr>
-            <w:tcW w:w="3630" w:type="dxa"/>
+            <w:tcW w:w="1968" w:type="dxa"/>
             <w:tcBorders>
               <w:top w:val="single" w:sz="6" w:space="0" w:color="000000"/>
               <w:left w:val="single" w:sz="6" w:space="0" w:color="000000"/>
@@ -3545,21 +2864,13 @@
                 <w:rFonts w:ascii="Arial" w:eastAsia="Arial" w:hAnsi="Arial" w:cs="Arial"/>
                 <w:color w:val="000000"/>
               </w:rPr>
-              <w:t xml:space="preserve">“Como recepcionista, quiero registrar </w:t>
-            </w:r>
-            <w:r>
-              <w:rPr>
-                <w:rFonts w:ascii="Arial" w:eastAsia="Arial" w:hAnsi="Arial" w:cs="Arial"/>
-                <w:color w:val="000000"/>
-              </w:rPr>
-              <w:lastRenderedPageBreak/>
-              <w:t>fechas de llegada y salida.”</w:t>
+              <w:t>“Como recepcionista, quiero registrar fechas de llegada y salida.”</w:t>
             </w:r>
           </w:p>
         </w:tc>
         <w:tc>
           <w:tcPr>
-            <w:tcW w:w="2595" w:type="dxa"/>
+            <w:tcW w:w="2312" w:type="dxa"/>
             <w:tcBorders>
               <w:top w:val="single" w:sz="6" w:space="0" w:color="000000"/>
               <w:left w:val="single" w:sz="6" w:space="0" w:color="000000"/>
@@ -3587,14 +2898,13 @@
                 <w:color w:val="000000"/>
                 <w:sz w:val="20"/>
               </w:rPr>
-              <w:lastRenderedPageBreak/>
               <w:t>GestorReserva.java</w:t>
             </w:r>
           </w:p>
         </w:tc>
         <w:tc>
           <w:tcPr>
-            <w:tcW w:w="3795" w:type="dxa"/>
+            <w:tcW w:w="1631" w:type="dxa"/>
             <w:tcBorders>
               <w:top w:val="single" w:sz="6" w:space="0" w:color="000000"/>
               <w:left w:val="single" w:sz="6" w:space="0" w:color="000000"/>
@@ -3632,7 +2942,7 @@
         </w:trPr>
         <w:tc>
           <w:tcPr>
-            <w:tcW w:w="4635" w:type="dxa"/>
+            <w:tcW w:w="2578" w:type="dxa"/>
             <w:tcBorders>
               <w:top w:val="single" w:sz="6" w:space="0" w:color="000000"/>
               <w:left w:val="single" w:sz="6" w:space="0" w:color="000000"/>
@@ -3665,7 +2975,7 @@
         </w:tc>
         <w:tc>
           <w:tcPr>
-            <w:tcW w:w="3630" w:type="dxa"/>
+            <w:tcW w:w="1968" w:type="dxa"/>
             <w:tcBorders>
               <w:top w:val="single" w:sz="6" w:space="0" w:color="000000"/>
               <w:left w:val="single" w:sz="6" w:space="0" w:color="000000"/>
@@ -3698,7 +3008,7 @@
         </w:tc>
         <w:tc>
           <w:tcPr>
-            <w:tcW w:w="2595" w:type="dxa"/>
+            <w:tcW w:w="2312" w:type="dxa"/>
             <w:tcBorders>
               <w:top w:val="single" w:sz="6" w:space="0" w:color="000000"/>
               <w:left w:val="single" w:sz="6" w:space="0" w:color="000000"/>
@@ -3731,7 +3041,7 @@
         </w:tc>
         <w:tc>
           <w:tcPr>
-            <w:tcW w:w="3795" w:type="dxa"/>
+            <w:tcW w:w="1631" w:type="dxa"/>
             <w:tcBorders>
               <w:top w:val="single" w:sz="6" w:space="0" w:color="000000"/>
               <w:left w:val="single" w:sz="6" w:space="0" w:color="000000"/>
@@ -3769,7 +3079,7 @@
         </w:trPr>
         <w:tc>
           <w:tcPr>
-            <w:tcW w:w="4635" w:type="dxa"/>
+            <w:tcW w:w="2578" w:type="dxa"/>
             <w:tcBorders>
               <w:top w:val="single" w:sz="6" w:space="0" w:color="000000"/>
               <w:left w:val="single" w:sz="6" w:space="0" w:color="000000"/>
@@ -3802,7 +3112,7 @@
         </w:tc>
         <w:tc>
           <w:tcPr>
-            <w:tcW w:w="3630" w:type="dxa"/>
+            <w:tcW w:w="1968" w:type="dxa"/>
             <w:tcBorders>
               <w:top w:val="single" w:sz="6" w:space="0" w:color="000000"/>
               <w:left w:val="single" w:sz="6" w:space="0" w:color="000000"/>
@@ -3835,7 +3145,7 @@
         </w:tc>
         <w:tc>
           <w:tcPr>
-            <w:tcW w:w="2595" w:type="dxa"/>
+            <w:tcW w:w="2312" w:type="dxa"/>
             <w:tcBorders>
               <w:top w:val="single" w:sz="6" w:space="0" w:color="000000"/>
               <w:left w:val="single" w:sz="6" w:space="0" w:color="000000"/>
@@ -3868,7 +3178,7 @@
         </w:tc>
         <w:tc>
           <w:tcPr>
-            <w:tcW w:w="3795" w:type="dxa"/>
+            <w:tcW w:w="1631" w:type="dxa"/>
             <w:tcBorders>
               <w:top w:val="single" w:sz="6" w:space="0" w:color="000000"/>
               <w:left w:val="single" w:sz="6" w:space="0" w:color="000000"/>
@@ -3906,555 +3216,7 @@
         </w:trPr>
         <w:tc>
           <w:tcPr>
-            <w:tcW w:w="4635" w:type="dxa"/>
-            <w:tcBorders>
-              <w:top w:val="single" w:sz="6" w:space="0" w:color="000000"/>
-              <w:left w:val="single" w:sz="6" w:space="0" w:color="000000"/>
-              <w:bottom w:val="single" w:sz="6" w:space="0" w:color="000000"/>
-              <w:right w:val="single" w:sz="6" w:space="0" w:color="000000"/>
-            </w:tcBorders>
-            <w:tcMar>
-              <w:top w:w="0" w:type="dxa"/>
-              <w:left w:w="0" w:type="dxa"/>
-              <w:bottom w:w="0" w:type="dxa"/>
-              <w:right w:w="0" w:type="dxa"/>
-            </w:tcMar>
-            <w:vAlign w:val="center"/>
-          </w:tcPr>
-          <w:p>
-            <w:pPr>
-              <w:jc w:val="center"/>
-              <w:rPr>
-                <w:rFonts w:ascii="Arial" w:hAnsi="Arial" w:cs="Arial"/>
-              </w:rPr>
-            </w:pPr>
-            <w:r>
-              <w:rPr>
-                <w:rFonts w:ascii="Arial" w:eastAsia="Arial" w:hAnsi="Arial" w:cs="Arial"/>
-                <w:color w:val="000000"/>
-              </w:rPr>
-              <w:t>Inventario de productos</w:t>
-            </w:r>
-          </w:p>
-        </w:tc>
-        <w:tc>
-          <w:tcPr>
-            <w:tcW w:w="3630" w:type="dxa"/>
-            <w:tcBorders>
-              <w:top w:val="single" w:sz="6" w:space="0" w:color="000000"/>
-              <w:left w:val="single" w:sz="6" w:space="0" w:color="000000"/>
-              <w:bottom w:val="single" w:sz="6" w:space="0" w:color="000000"/>
-              <w:right w:val="single" w:sz="6" w:space="0" w:color="000000"/>
-            </w:tcBorders>
-            <w:tcMar>
-              <w:top w:w="0" w:type="dxa"/>
-              <w:left w:w="0" w:type="dxa"/>
-              <w:bottom w:w="0" w:type="dxa"/>
-              <w:right w:w="0" w:type="dxa"/>
-            </w:tcMar>
-            <w:vAlign w:val="center"/>
-          </w:tcPr>
-          <w:p>
-            <w:pPr>
-              <w:jc w:val="center"/>
-              <w:rPr>
-                <w:rFonts w:ascii="Arial" w:hAnsi="Arial" w:cs="Arial"/>
-              </w:rPr>
-            </w:pPr>
-            <w:r>
-              <w:rPr>
-                <w:rFonts w:ascii="Arial" w:eastAsia="Arial" w:hAnsi="Arial" w:cs="Arial"/>
-                <w:color w:val="000000"/>
-              </w:rPr>
-              <w:t>“Como encargado, quiero controlar stock.”</w:t>
-            </w:r>
-          </w:p>
-        </w:tc>
-        <w:tc>
-          <w:tcPr>
-            <w:tcW w:w="2595" w:type="dxa"/>
-            <w:tcBorders>
-              <w:top w:val="single" w:sz="6" w:space="0" w:color="000000"/>
-              <w:left w:val="single" w:sz="6" w:space="0" w:color="000000"/>
-              <w:bottom w:val="single" w:sz="6" w:space="0" w:color="000000"/>
-              <w:right w:val="single" w:sz="6" w:space="0" w:color="000000"/>
-            </w:tcBorders>
-            <w:tcMar>
-              <w:top w:w="0" w:type="dxa"/>
-              <w:left w:w="0" w:type="dxa"/>
-              <w:bottom w:w="0" w:type="dxa"/>
-              <w:right w:w="0" w:type="dxa"/>
-            </w:tcMar>
-            <w:vAlign w:val="center"/>
-          </w:tcPr>
-          <w:p>
-            <w:pPr>
-              <w:jc w:val="center"/>
-              <w:rPr>
-                <w:rFonts w:ascii="Arial" w:hAnsi="Arial" w:cs="Arial"/>
-              </w:rPr>
-            </w:pPr>
-            <w:r>
-              <w:rPr>
-                <w:rFonts w:ascii="Arial" w:eastAsia="Arial" w:hAnsi="Arial" w:cs="Arial"/>
-                <w:sz w:val="20"/>
-              </w:rPr>
-              <w:t>Inventario.java</w:t>
-            </w:r>
-          </w:p>
-        </w:tc>
-        <w:tc>
-          <w:tcPr>
-            <w:tcW w:w="3795" w:type="dxa"/>
-            <w:tcBorders>
-              <w:top w:val="single" w:sz="6" w:space="0" w:color="000000"/>
-              <w:left w:val="single" w:sz="6" w:space="0" w:color="000000"/>
-              <w:bottom w:val="single" w:sz="6" w:space="0" w:color="000000"/>
-              <w:right w:val="single" w:sz="6" w:space="0" w:color="000000"/>
-            </w:tcBorders>
-            <w:tcMar>
-              <w:top w:w="0" w:type="dxa"/>
-              <w:left w:w="0" w:type="dxa"/>
-              <w:bottom w:w="0" w:type="dxa"/>
-              <w:right w:w="0" w:type="dxa"/>
-            </w:tcMar>
-            <w:vAlign w:val="center"/>
-          </w:tcPr>
-          <w:p>
-            <w:pPr>
-              <w:jc w:val="center"/>
-              <w:rPr>
-                <w:rFonts w:ascii="Arial" w:hAnsi="Arial" w:cs="Arial"/>
-              </w:rPr>
-            </w:pPr>
-            <w:r>
-              <w:rPr>
-                <w:rFonts w:ascii="Arial" w:eastAsia="Arial" w:hAnsi="Arial" w:cs="Arial"/>
-                <w:color w:val="000000"/>
-              </w:rPr>
-              <w:t>En desarrollo</w:t>
-            </w:r>
-          </w:p>
-        </w:tc>
-      </w:tr>
-      <w:tr>
-        <w:trPr>
-          <w:trHeight w:val="576"/>
-        </w:trPr>
-        <w:tc>
-          <w:tcPr>
-            <w:tcW w:w="4635" w:type="dxa"/>
-            <w:tcBorders>
-              <w:top w:val="single" w:sz="6" w:space="0" w:color="000000"/>
-              <w:left w:val="single" w:sz="6" w:space="0" w:color="000000"/>
-              <w:bottom w:val="single" w:sz="6" w:space="0" w:color="000000"/>
-              <w:right w:val="single" w:sz="6" w:space="0" w:color="000000"/>
-            </w:tcBorders>
-            <w:tcMar>
-              <w:top w:w="0" w:type="dxa"/>
-              <w:left w:w="0" w:type="dxa"/>
-              <w:bottom w:w="0" w:type="dxa"/>
-              <w:right w:w="0" w:type="dxa"/>
-            </w:tcMar>
-            <w:vAlign w:val="center"/>
-          </w:tcPr>
-          <w:p>
-            <w:pPr>
-              <w:jc w:val="center"/>
-              <w:rPr>
-                <w:rFonts w:ascii="Arial" w:hAnsi="Arial" w:cs="Arial"/>
-              </w:rPr>
-            </w:pPr>
-            <w:r>
-              <w:rPr>
-                <w:rFonts w:ascii="Arial" w:eastAsia="Arial" w:hAnsi="Arial" w:cs="Arial"/>
-                <w:color w:val="000000"/>
-              </w:rPr>
-              <w:t>Registro de personal</w:t>
-            </w:r>
-          </w:p>
-        </w:tc>
-        <w:tc>
-          <w:tcPr>
-            <w:tcW w:w="3630" w:type="dxa"/>
-            <w:tcBorders>
-              <w:top w:val="single" w:sz="6" w:space="0" w:color="000000"/>
-              <w:left w:val="single" w:sz="6" w:space="0" w:color="000000"/>
-              <w:bottom w:val="single" w:sz="6" w:space="0" w:color="000000"/>
-              <w:right w:val="single" w:sz="6" w:space="0" w:color="000000"/>
-            </w:tcBorders>
-            <w:tcMar>
-              <w:top w:w="0" w:type="dxa"/>
-              <w:left w:w="0" w:type="dxa"/>
-              <w:bottom w:w="0" w:type="dxa"/>
-              <w:right w:w="0" w:type="dxa"/>
-            </w:tcMar>
-            <w:vAlign w:val="center"/>
-          </w:tcPr>
-          <w:p>
-            <w:pPr>
-              <w:jc w:val="center"/>
-              <w:rPr>
-                <w:rFonts w:ascii="Arial" w:hAnsi="Arial" w:cs="Arial"/>
-              </w:rPr>
-            </w:pPr>
-            <w:r>
-              <w:rPr>
-                <w:rFonts w:ascii="Arial" w:eastAsia="Arial" w:hAnsi="Arial" w:cs="Arial"/>
-                <w:color w:val="000000"/>
-              </w:rPr>
-              <w:t>“Como administrador, quiero tener un listado del personal.”</w:t>
-            </w:r>
-          </w:p>
-        </w:tc>
-        <w:tc>
-          <w:tcPr>
-            <w:tcW w:w="2595" w:type="dxa"/>
-            <w:tcBorders>
-              <w:top w:val="single" w:sz="6" w:space="0" w:color="000000"/>
-              <w:left w:val="single" w:sz="6" w:space="0" w:color="000000"/>
-              <w:bottom w:val="single" w:sz="6" w:space="0" w:color="000000"/>
-              <w:right w:val="single" w:sz="6" w:space="0" w:color="000000"/>
-            </w:tcBorders>
-            <w:tcMar>
-              <w:top w:w="0" w:type="dxa"/>
-              <w:left w:w="0" w:type="dxa"/>
-              <w:bottom w:w="0" w:type="dxa"/>
-              <w:right w:w="0" w:type="dxa"/>
-            </w:tcMar>
-            <w:vAlign w:val="center"/>
-          </w:tcPr>
-          <w:p>
-            <w:pPr>
-              <w:jc w:val="center"/>
-              <w:rPr>
-                <w:rFonts w:ascii="Arial" w:hAnsi="Arial" w:cs="Arial"/>
-              </w:rPr>
-            </w:pPr>
-            <w:r>
-              <w:rPr>
-                <w:rFonts w:ascii="Arial" w:eastAsia="Arial" w:hAnsi="Arial" w:cs="Arial"/>
-                <w:sz w:val="20"/>
-              </w:rPr>
-              <w:t>Personal.java</w:t>
-            </w:r>
-          </w:p>
-        </w:tc>
-        <w:tc>
-          <w:tcPr>
-            <w:tcW w:w="3795" w:type="dxa"/>
-            <w:tcBorders>
-              <w:top w:val="single" w:sz="6" w:space="0" w:color="000000"/>
-              <w:left w:val="single" w:sz="6" w:space="0" w:color="000000"/>
-              <w:bottom w:val="single" w:sz="6" w:space="0" w:color="000000"/>
-              <w:right w:val="single" w:sz="6" w:space="0" w:color="000000"/>
-            </w:tcBorders>
-            <w:tcMar>
-              <w:top w:w="0" w:type="dxa"/>
-              <w:left w:w="0" w:type="dxa"/>
-              <w:bottom w:w="0" w:type="dxa"/>
-              <w:right w:w="0" w:type="dxa"/>
-            </w:tcMar>
-            <w:vAlign w:val="center"/>
-          </w:tcPr>
-          <w:p>
-            <w:pPr>
-              <w:jc w:val="center"/>
-              <w:rPr>
-                <w:rFonts w:ascii="Arial" w:hAnsi="Arial" w:cs="Arial"/>
-              </w:rPr>
-            </w:pPr>
-            <w:r>
-              <w:rPr>
-                <w:rFonts w:ascii="Arial" w:eastAsia="Arial" w:hAnsi="Arial" w:cs="Arial"/>
-                <w:color w:val="000000"/>
-              </w:rPr>
-              <w:t>En desarrollo</w:t>
-            </w:r>
-          </w:p>
-        </w:tc>
-      </w:tr>
-      <w:tr>
-        <w:trPr>
-          <w:trHeight w:val="576"/>
-        </w:trPr>
-        <w:tc>
-          <w:tcPr>
-            <w:tcW w:w="4635" w:type="dxa"/>
-            <w:tcBorders>
-              <w:top w:val="single" w:sz="6" w:space="0" w:color="000000"/>
-              <w:left w:val="single" w:sz="6" w:space="0" w:color="000000"/>
-              <w:bottom w:val="single" w:sz="6" w:space="0" w:color="000000"/>
-              <w:right w:val="single" w:sz="6" w:space="0" w:color="000000"/>
-            </w:tcBorders>
-            <w:tcMar>
-              <w:top w:w="0" w:type="dxa"/>
-              <w:left w:w="0" w:type="dxa"/>
-              <w:bottom w:w="0" w:type="dxa"/>
-              <w:right w:w="0" w:type="dxa"/>
-            </w:tcMar>
-            <w:vAlign w:val="center"/>
-          </w:tcPr>
-          <w:p>
-            <w:pPr>
-              <w:jc w:val="center"/>
-              <w:rPr>
-                <w:rFonts w:ascii="Arial" w:hAnsi="Arial" w:cs="Arial"/>
-              </w:rPr>
-            </w:pPr>
-            <w:r>
-              <w:rPr>
-                <w:rFonts w:ascii="Arial" w:eastAsia="Arial" w:hAnsi="Arial" w:cs="Arial"/>
-                <w:color w:val="000000"/>
-              </w:rPr>
-              <w:t>Generación de reportes</w:t>
-            </w:r>
-          </w:p>
-        </w:tc>
-        <w:tc>
-          <w:tcPr>
-            <w:tcW w:w="3630" w:type="dxa"/>
-            <w:tcBorders>
-              <w:top w:val="single" w:sz="6" w:space="0" w:color="000000"/>
-              <w:left w:val="single" w:sz="6" w:space="0" w:color="000000"/>
-              <w:bottom w:val="single" w:sz="6" w:space="0" w:color="000000"/>
-              <w:right w:val="single" w:sz="6" w:space="0" w:color="000000"/>
-            </w:tcBorders>
-            <w:tcMar>
-              <w:top w:w="0" w:type="dxa"/>
-              <w:left w:w="0" w:type="dxa"/>
-              <w:bottom w:w="0" w:type="dxa"/>
-              <w:right w:w="0" w:type="dxa"/>
-            </w:tcMar>
-            <w:vAlign w:val="center"/>
-          </w:tcPr>
-          <w:p>
-            <w:pPr>
-              <w:jc w:val="center"/>
-              <w:rPr>
-                <w:rFonts w:ascii="Arial" w:hAnsi="Arial" w:cs="Arial"/>
-              </w:rPr>
-            </w:pPr>
-            <w:r>
-              <w:rPr>
-                <w:rFonts w:ascii="Arial" w:eastAsia="Arial" w:hAnsi="Arial" w:cs="Arial"/>
-                <w:color w:val="000000"/>
-              </w:rPr>
-              <w:t>“Como administrador, necesito informes mensuales.”</w:t>
-            </w:r>
-          </w:p>
-        </w:tc>
-        <w:tc>
-          <w:tcPr>
-            <w:tcW w:w="2595" w:type="dxa"/>
-            <w:tcBorders>
-              <w:top w:val="single" w:sz="6" w:space="0" w:color="000000"/>
-              <w:left w:val="single" w:sz="6" w:space="0" w:color="000000"/>
-              <w:bottom w:val="single" w:sz="6" w:space="0" w:color="000000"/>
-              <w:right w:val="single" w:sz="6" w:space="0" w:color="000000"/>
-            </w:tcBorders>
-            <w:tcMar>
-              <w:top w:w="0" w:type="dxa"/>
-              <w:left w:w="0" w:type="dxa"/>
-              <w:bottom w:w="0" w:type="dxa"/>
-              <w:right w:w="0" w:type="dxa"/>
-            </w:tcMar>
-            <w:vAlign w:val="center"/>
-          </w:tcPr>
-          <w:p>
-            <w:pPr>
-              <w:jc w:val="center"/>
-              <w:rPr>
-                <w:rFonts w:ascii="Arial" w:hAnsi="Arial" w:cs="Arial"/>
-              </w:rPr>
-            </w:pPr>
-            <w:r>
-              <w:rPr>
-                <w:rFonts w:ascii="Arial" w:eastAsia="Arial" w:hAnsi="Arial" w:cs="Arial"/>
-                <w:sz w:val="20"/>
-              </w:rPr>
-              <w:t>ReporteFinanciero.java</w:t>
-            </w:r>
-          </w:p>
-        </w:tc>
-        <w:tc>
-          <w:tcPr>
-            <w:tcW w:w="3795" w:type="dxa"/>
-            <w:tcBorders>
-              <w:top w:val="single" w:sz="6" w:space="0" w:color="000000"/>
-              <w:left w:val="single" w:sz="6" w:space="0" w:color="000000"/>
-              <w:bottom w:val="single" w:sz="6" w:space="0" w:color="000000"/>
-              <w:right w:val="single" w:sz="6" w:space="0" w:color="000000"/>
-            </w:tcBorders>
-            <w:tcMar>
-              <w:top w:w="0" w:type="dxa"/>
-              <w:left w:w="0" w:type="dxa"/>
-              <w:bottom w:w="0" w:type="dxa"/>
-              <w:right w:w="0" w:type="dxa"/>
-            </w:tcMar>
-            <w:vAlign w:val="center"/>
-          </w:tcPr>
-          <w:p>
-            <w:pPr>
-              <w:jc w:val="center"/>
-              <w:rPr>
-                <w:rFonts w:ascii="Arial" w:hAnsi="Arial" w:cs="Arial"/>
-              </w:rPr>
-            </w:pPr>
-            <w:r>
-              <w:rPr>
-                <w:rFonts w:ascii="Arial" w:eastAsia="Arial" w:hAnsi="Arial" w:cs="Arial"/>
-                <w:color w:val="000000"/>
-              </w:rPr>
-              <w:t>En desarrollo</w:t>
-            </w:r>
-          </w:p>
-        </w:tc>
-      </w:tr>
-      <w:tr>
-        <w:trPr>
-          <w:trHeight w:val="864"/>
-        </w:trPr>
-        <w:tc>
-          <w:tcPr>
-            <w:tcW w:w="4635" w:type="dxa"/>
-            <w:tcBorders>
-              <w:top w:val="single" w:sz="6" w:space="0" w:color="000000"/>
-              <w:left w:val="single" w:sz="6" w:space="0" w:color="000000"/>
-              <w:bottom w:val="single" w:sz="6" w:space="0" w:color="000000"/>
-              <w:right w:val="single" w:sz="6" w:space="0" w:color="000000"/>
-            </w:tcBorders>
-            <w:tcMar>
-              <w:top w:w="0" w:type="dxa"/>
-              <w:left w:w="0" w:type="dxa"/>
-              <w:bottom w:w="0" w:type="dxa"/>
-              <w:right w:w="0" w:type="dxa"/>
-            </w:tcMar>
-            <w:vAlign w:val="center"/>
-          </w:tcPr>
-          <w:p>
-            <w:pPr>
-              <w:jc w:val="center"/>
-              <w:rPr>
-                <w:rFonts w:ascii="Arial" w:hAnsi="Arial" w:cs="Arial"/>
-              </w:rPr>
-            </w:pPr>
-            <w:r>
-              <w:rPr>
-                <w:rFonts w:ascii="Arial" w:eastAsia="Arial" w:hAnsi="Arial" w:cs="Arial"/>
-                <w:color w:val="000000"/>
-              </w:rPr>
-              <w:t>Seguridad de acceso</w:t>
-            </w:r>
-          </w:p>
-        </w:tc>
-        <w:tc>
-          <w:tcPr>
-            <w:tcW w:w="3630" w:type="dxa"/>
-            <w:tcBorders>
-              <w:top w:val="single" w:sz="6" w:space="0" w:color="000000"/>
-              <w:left w:val="single" w:sz="6" w:space="0" w:color="000000"/>
-              <w:bottom w:val="single" w:sz="6" w:space="0" w:color="000000"/>
-              <w:right w:val="single" w:sz="6" w:space="0" w:color="000000"/>
-            </w:tcBorders>
-            <w:tcMar>
-              <w:top w:w="0" w:type="dxa"/>
-              <w:left w:w="0" w:type="dxa"/>
-              <w:bottom w:w="0" w:type="dxa"/>
-              <w:right w:w="0" w:type="dxa"/>
-            </w:tcMar>
-            <w:vAlign w:val="center"/>
-          </w:tcPr>
-          <w:p>
-            <w:pPr>
-              <w:jc w:val="center"/>
-              <w:rPr>
-                <w:rFonts w:ascii="Arial" w:hAnsi="Arial" w:cs="Arial"/>
-              </w:rPr>
-            </w:pPr>
-            <w:r>
-              <w:rPr>
-                <w:rFonts w:ascii="Arial" w:eastAsia="Arial" w:hAnsi="Arial" w:cs="Arial"/>
-                <w:color w:val="000000"/>
-              </w:rPr>
-              <w:t>“Como administrador, deseo controlar el acceso con usuario y contraseña.”</w:t>
-            </w:r>
-          </w:p>
-        </w:tc>
-        <w:tc>
-          <w:tcPr>
-            <w:tcW w:w="2595" w:type="dxa"/>
-            <w:tcBorders>
-              <w:top w:val="single" w:sz="6" w:space="0" w:color="000000"/>
-              <w:left w:val="single" w:sz="6" w:space="0" w:color="000000"/>
-              <w:bottom w:val="single" w:sz="6" w:space="0" w:color="000000"/>
-              <w:right w:val="single" w:sz="6" w:space="0" w:color="000000"/>
-            </w:tcBorders>
-            <w:tcMar>
-              <w:top w:w="0" w:type="dxa"/>
-              <w:left w:w="0" w:type="dxa"/>
-              <w:bottom w:w="0" w:type="dxa"/>
-              <w:right w:w="0" w:type="dxa"/>
-            </w:tcMar>
-            <w:vAlign w:val="center"/>
-          </w:tcPr>
-          <w:p>
-            <w:pPr>
-              <w:jc w:val="center"/>
-              <w:rPr>
-                <w:rFonts w:ascii="Arial" w:hAnsi="Arial" w:cs="Arial"/>
-              </w:rPr>
-            </w:pPr>
-            <w:r>
-              <w:rPr>
-                <w:rFonts w:ascii="Arial" w:eastAsia="Arial" w:hAnsi="Arial" w:cs="Arial"/>
-                <w:sz w:val="20"/>
-              </w:rPr>
-              <w:t>Login.java</w:t>
-            </w:r>
-          </w:p>
-        </w:tc>
-        <w:tc>
-          <w:tcPr>
-            <w:tcW w:w="3795" w:type="dxa"/>
-            <w:tcBorders>
-              <w:top w:val="single" w:sz="6" w:space="0" w:color="000000"/>
-              <w:left w:val="single" w:sz="6" w:space="0" w:color="000000"/>
-              <w:bottom w:val="single" w:sz="6" w:space="0" w:color="000000"/>
-              <w:right w:val="single" w:sz="6" w:space="0" w:color="000000"/>
-            </w:tcBorders>
-            <w:tcMar>
-              <w:top w:w="0" w:type="dxa"/>
-              <w:left w:w="0" w:type="dxa"/>
-              <w:bottom w:w="0" w:type="dxa"/>
-              <w:right w:w="0" w:type="dxa"/>
-            </w:tcMar>
-            <w:vAlign w:val="center"/>
-          </w:tcPr>
-          <w:p>
-            <w:pPr>
-              <w:jc w:val="center"/>
-              <w:rPr>
-                <w:rFonts w:ascii="Arial" w:hAnsi="Arial" w:cs="Arial"/>
-              </w:rPr>
-            </w:pPr>
-            <w:r>
-              <w:rPr>
-                <w:rFonts w:ascii="Arial" w:eastAsia="Arial" w:hAnsi="Arial" w:cs="Arial"/>
-                <w:color w:val="000000"/>
-              </w:rPr>
-              <w:t>En desarrollo</w:t>
-            </w:r>
-          </w:p>
-        </w:tc>
-      </w:tr>
-      <w:tr>
-        <w:trPr>
-          <w:trHeight w:val="576"/>
-        </w:trPr>
-        <w:tc>
-          <w:tcPr>
-            <w:tcW w:w="4635" w:type="dxa"/>
+            <w:tcW w:w="2578" w:type="dxa"/>
             <w:tcBorders>
               <w:top w:val="single" w:sz="6" w:space="0" w:color="000000"/>
               <w:left w:val="single" w:sz="6" w:space="0" w:color="000000"/>
@@ -4487,7 +3249,7 @@
         </w:tc>
         <w:tc>
           <w:tcPr>
-            <w:tcW w:w="3630" w:type="dxa"/>
+            <w:tcW w:w="1968" w:type="dxa"/>
             <w:tcBorders>
               <w:top w:val="single" w:sz="6" w:space="0" w:color="000000"/>
               <w:left w:val="single" w:sz="6" w:space="0" w:color="000000"/>
@@ -4520,7 +3282,7 @@
         </w:tc>
         <w:tc>
           <w:tcPr>
-            <w:tcW w:w="2595" w:type="dxa"/>
+            <w:tcW w:w="2312" w:type="dxa"/>
             <w:tcBorders>
               <w:top w:val="single" w:sz="6" w:space="0" w:color="000000"/>
               <w:left w:val="single" w:sz="6" w:space="0" w:color="000000"/>
@@ -4553,150 +3315,7 @@
         </w:tc>
         <w:tc>
           <w:tcPr>
-            <w:tcW w:w="3795" w:type="dxa"/>
-            <w:tcBorders>
-              <w:top w:val="single" w:sz="6" w:space="0" w:color="000000"/>
-              <w:left w:val="single" w:sz="6" w:space="0" w:color="000000"/>
-              <w:bottom w:val="single" w:sz="6" w:space="0" w:color="000000"/>
-              <w:right w:val="single" w:sz="6" w:space="0" w:color="000000"/>
-            </w:tcBorders>
-            <w:tcMar>
-              <w:top w:w="0" w:type="dxa"/>
-              <w:left w:w="0" w:type="dxa"/>
-              <w:bottom w:w="0" w:type="dxa"/>
-              <w:right w:w="0" w:type="dxa"/>
-            </w:tcMar>
-            <w:vAlign w:val="center"/>
-          </w:tcPr>
-          <w:p>
-            <w:pPr>
-              <w:jc w:val="center"/>
-              <w:rPr>
-                <w:rFonts w:ascii="Arial" w:hAnsi="Arial" w:cs="Arial"/>
-              </w:rPr>
-            </w:pPr>
-            <w:r>
-              <w:rPr>
-                <w:rFonts w:ascii="Arial" w:eastAsia="Arial" w:hAnsi="Arial" w:cs="Arial"/>
-                <w:color w:val="000000"/>
-              </w:rPr>
-              <w:t>En desarrollo</w:t>
-            </w:r>
-          </w:p>
-        </w:tc>
-      </w:tr>
-      <w:tr>
-        <w:trPr>
-          <w:trHeight w:val="588"/>
-        </w:trPr>
-        <w:tc>
-          <w:tcPr>
-            <w:tcW w:w="4635" w:type="dxa"/>
-            <w:tcBorders>
-              <w:top w:val="single" w:sz="6" w:space="0" w:color="000000"/>
-              <w:left w:val="single" w:sz="6" w:space="0" w:color="000000"/>
-              <w:bottom w:val="single" w:sz="6" w:space="0" w:color="000000"/>
-              <w:right w:val="single" w:sz="6" w:space="0" w:color="000000"/>
-            </w:tcBorders>
-            <w:tcMar>
-              <w:top w:w="0" w:type="dxa"/>
-              <w:left w:w="0" w:type="dxa"/>
-              <w:bottom w:w="0" w:type="dxa"/>
-              <w:right w:w="0" w:type="dxa"/>
-            </w:tcMar>
-            <w:vAlign w:val="center"/>
-          </w:tcPr>
-          <w:p>
-            <w:pPr>
-              <w:jc w:val="center"/>
-              <w:rPr>
-                <w:rFonts w:ascii="Arial" w:hAnsi="Arial" w:cs="Arial"/>
-              </w:rPr>
-            </w:pPr>
-            <w:r>
-              <w:rPr>
-                <w:rFonts w:ascii="Arial" w:eastAsia="Arial" w:hAnsi="Arial" w:cs="Arial"/>
-                <w:color w:val="000000"/>
-              </w:rPr>
-              <w:t>Accesibilidad web</w:t>
-            </w:r>
-          </w:p>
-        </w:tc>
-        <w:tc>
-          <w:tcPr>
-            <w:tcW w:w="3630" w:type="dxa"/>
-            <w:tcBorders>
-              <w:top w:val="single" w:sz="6" w:space="0" w:color="000000"/>
-              <w:left w:val="single" w:sz="6" w:space="0" w:color="000000"/>
-              <w:bottom w:val="single" w:sz="6" w:space="0" w:color="000000"/>
-              <w:right w:val="single" w:sz="6" w:space="0" w:color="000000"/>
-            </w:tcBorders>
-            <w:tcMar>
-              <w:top w:w="0" w:type="dxa"/>
-              <w:left w:w="0" w:type="dxa"/>
-              <w:bottom w:w="0" w:type="dxa"/>
-              <w:right w:w="0" w:type="dxa"/>
-            </w:tcMar>
-            <w:vAlign w:val="center"/>
-          </w:tcPr>
-          <w:p>
-            <w:pPr>
-              <w:jc w:val="center"/>
-              <w:rPr>
-                <w:rFonts w:ascii="Arial" w:hAnsi="Arial" w:cs="Arial"/>
-              </w:rPr>
-            </w:pPr>
-            <w:r>
-              <w:rPr>
-                <w:rFonts w:ascii="Arial" w:eastAsia="Arial" w:hAnsi="Arial" w:cs="Arial"/>
-                <w:color w:val="000000"/>
-              </w:rPr>
-              <w:t>“Como usuario, quiero acceder desde cualquier lugar.”</w:t>
-            </w:r>
-          </w:p>
-        </w:tc>
-        <w:tc>
-          <w:tcPr>
-            <w:tcW w:w="2595" w:type="dxa"/>
-            <w:tcBorders>
-              <w:top w:val="single" w:sz="6" w:space="0" w:color="000000"/>
-              <w:left w:val="single" w:sz="6" w:space="0" w:color="000000"/>
-              <w:bottom w:val="single" w:sz="6" w:space="0" w:color="000000"/>
-              <w:right w:val="single" w:sz="6" w:space="0" w:color="000000"/>
-            </w:tcBorders>
-            <w:tcMar>
-              <w:top w:w="0" w:type="dxa"/>
-              <w:left w:w="0" w:type="dxa"/>
-              <w:bottom w:w="0" w:type="dxa"/>
-              <w:right w:w="0" w:type="dxa"/>
-            </w:tcMar>
-            <w:vAlign w:val="center"/>
-          </w:tcPr>
-          <w:p>
-            <w:pPr>
-              <w:jc w:val="center"/>
-              <w:rPr>
-                <w:rFonts w:ascii="Arial" w:hAnsi="Arial" w:cs="Arial"/>
-              </w:rPr>
-            </w:pPr>
-            <w:r>
-              <w:rPr>
-                <w:rFonts w:ascii="Arial" w:eastAsia="Arial" w:hAnsi="Arial" w:cs="Arial"/>
-                <w:sz w:val="20"/>
-              </w:rPr>
-              <w:t>index.html</w:t>
-            </w:r>
-            <w:r>
-              <w:rPr>
-                <w:rFonts w:ascii="Arial" w:eastAsia="Arial" w:hAnsi="Arial" w:cs="Arial"/>
-              </w:rPr>
-              <w:t xml:space="preserve"> (o JSP si aplica)</w:t>
-            </w:r>
-          </w:p>
-        </w:tc>
-        <w:tc>
-          <w:tcPr>
-            <w:tcW w:w="3795" w:type="dxa"/>
+            <w:tcW w:w="1631" w:type="dxa"/>
             <w:tcBorders>
               <w:top w:val="single" w:sz="6" w:space="0" w:color="000000"/>
               <w:left w:val="single" w:sz="6" w:space="0" w:color="000000"/>
@@ -4924,29 +3543,7 @@
         <w:sz w:val="16"/>
         <w:szCs w:val="16"/>
       </w:rPr>
-      <w:t xml:space="preserve">&lt;&lt;Espinoza </w:t>
-    </w:r>
-    <w:proofErr w:type="spellStart"/>
-    <w:r>
-      <w:rPr>
-        <w:rFonts w:ascii="Arial" w:hAnsi="Arial" w:cs="Arial"/>
-        <w:i/>
-        <w:iCs/>
-        <w:sz w:val="16"/>
-        <w:szCs w:val="16"/>
-      </w:rPr>
-      <w:t>Edquen</w:t>
-    </w:r>
-    <w:proofErr w:type="spellEnd"/>
-    <w:r>
-      <w:rPr>
-        <w:rFonts w:ascii="Arial" w:hAnsi="Arial" w:cs="Arial"/>
-        <w:i/>
-        <w:iCs/>
-        <w:sz w:val="16"/>
-        <w:szCs w:val="16"/>
-      </w:rPr>
-      <w:t xml:space="preserve"> J.; Muños </w:t>
+      <w:t xml:space="preserve">&lt;&lt;Espinoza Edquen J.; Muños </w:t>
     </w:r>
     <w:proofErr w:type="spellStart"/>
     <w:r>
@@ -10321,6 +8918,7 @@
   <w:style w:type="character" w:default="1" w:styleId="Fuentedeprrafopredeter">
     <w:name w:val="Default Paragraph Font"/>
     <w:uiPriority w:val="1"/>
+    <w:semiHidden/>
     <w:unhideWhenUsed/>
   </w:style>
   <w:style w:type="table" w:default="1" w:styleId="Tablanormal">
